--- a/ky/wisdom-stories/advice-for-those-who-marry.docx
+++ b/ky/wisdom-stories/advice-for-those-who-marry.docx
@@ -75,7 +75,7 @@
           <w:sz w:val="22"/>
           <w:lang w:val="ky-KG"/>
         </w:rPr>
-        <w:t>Кемчиликсиз адам издебегиле: эч кимибиз кынтыксыз эмеспиз. Бири-бириңердин өткөнүңөрдү чукуп, эскини эске салып жемелебегиле. Өткөн иш өткөн бойдон калсын.</w:t>
+        <w:t>Кемчиликсиз адам издебегиле: эч кимибиз кынтыксыз эмеспиз. Бири-бириңердин өткөнүңөрдү чукуп ээлебегиле. Өткөн иш өткөн бойдон калсын.</w:t>
       </w:r>
     </w:p>
     <w:p>
@@ -93,7 +93,7 @@
           <w:sz w:val="22"/>
           <w:lang w:val="ky-KG"/>
         </w:rPr>
-        <w:t>Жубайыңар айттырбай эле оюңарды билип алат деп күтпөгүлө. Эмне каалап, эмнеге тынчсызданып жатканыңарды ачык айткыла. Көйгөйдү ичке катпай, сүйлөшүп чечкиле.</w:t>
+        <w:t>Жубайыңар айттырбай эле оюңарды билип алат деп күтпөгүлө. Муну эч ким биле албайт. Эмне каалап, эмнеге тынчсызданып жатканыңарды ачык айткыла. Көйгөйдү ичке катпай, сүйлөшүп чечкиле.</w:t>
       </w:r>
     </w:p>
     <w:p>
@@ -111,7 +111,7 @@
           <w:sz w:val="22"/>
           <w:lang w:val="ky-KG"/>
         </w:rPr>
-        <w:t>Чогуу жашасаңар да, ар бириңердин өз кызыкчылыгыңар, өз дүйнөңөр бар экенин унутпагыла. Кирпилер да бири-бирин тикени менен сайып албагыдай аралыкта турушат. Силер да бири-бириңерге эркиндик берип, жеке мейкиндикти сыйлагыла.</w:t>
+        <w:t>Чогуу жашасаңар да, ар бириңердин өз дүйнөңөр бар экенин кабыл алгыла. Кирпилер тикендери мүмкүнчүлүк бергенче гана жакындашат; ашыкча жакындаса, бири-бирин жарадар кылышат. Силер да бири-бириңердин жеке чектерин сыйлагыла.</w:t>
       </w:r>
     </w:p>
     <w:p>
@@ -129,7 +129,7 @@
           <w:sz w:val="22"/>
           <w:lang w:val="ky-KG"/>
         </w:rPr>
-        <w:t>Үй-бүлөдө бири-бириңерге кожоюн же кул болбой, өмүрлүк жолдош, таяныч болгула.</w:t>
+        <w:t>Үй-бүлөдө бири-бириңерге кожоюн же кул болбой, өмүрлүк жолдош болгула.</w:t>
       </w:r>
     </w:p>
     <w:p>
@@ -189,7 +189,7 @@
           <w:sz w:val="22"/>
           <w:lang w:val="ky-KG"/>
         </w:rPr>
-        <w:t xml:space="preserve">Сабак: </w:t>
+        <w:t>Сабак: Бактылуу нике салыштырууда жана кемчиликсиздик издөөдө эмес, ачык сүйлөшүүдө, өз ара урматта жана жеке чектерди сыйлоодо.</w:t>
       </w:r>
       <w:r>
         <w:rPr>
@@ -198,7 +198,6 @@
           <w:sz w:val="22"/>
           <w:lang w:val="ky-KG"/>
         </w:rPr>
-        <w:t>Үй-бүлөнүн бактысы башкаларга теңелүүдө эмес. Ачык сүйлөшүп, бири-бириңерди сыйлап, ар кимиңердин өз дүйнөсү бар экенин түшүнө билгиле.</w:t>
       </w:r>
     </w:p>
     <w:p>
@@ -218,7 +217,7 @@
           <w:sz w:val="18"/>
           <w:lang w:val="ky-KG"/>
         </w:rPr>
-        <w:t>Окуя ачык интернет булактарынан алынды.</w:t>
+        <w:t>Аңгемелер ачык интернет булактарынан алынган, иллюстрациялар болсо ЖИ менен түзүлгөн.</w:t>
       </w:r>
     </w:p>
     <w:sectPr>
